--- a/服务器性能容量变化趋势分析需求说明书V2.docx
+++ b/服务器性能容量变化趋势分析需求说明书V2.docx
@@ -80,7 +80,7 @@
               <w:jc w:val="left"/>
             </w:pPr>
             <w:r>
-              <w:t xml:space="preserve">V2.6</w:t>
+              <w:t xml:space="preserve">V2.7</w:t>
             </w:r>
           </w:p>
         </w:tc>
@@ -152,19 +152,19 @@
               <w:jc w:val="left"/>
             </w:pPr>
             <w:r>
-              <w:t xml:space="preserve">V2.0~V2.5：见前序版本（需求边界、下钻分析、迭代结构、原则原因、章序调换）；V2.6：新增智能体辅助人工环节（4.4 功能需求、5.5 边界原则、6.10 方案与待确认问题），9.3 标注流程改为</w:t>
+              <w:t xml:space="preserve">V2.0：明确数据基础、动作边界、基线口径、试点范围与验收占位；V2.1：并入下钻分析 Q1~Q9；V2.2：技术结论回退为待定问题；V2.3：第 6 章改为</w:t>
             </w:r>
             <w:r>
               <w:t xml:space="preserve">“</w:t>
             </w:r>
             <w:r>
-              <w:t xml:space="preserve">智能体初判 + 人工签字 + 抽样复核</w:t>
+              <w:t xml:space="preserve">初步方案 → 待确认问题</w:t>
             </w:r>
             <w:r>
               <w:t xml:space="preserve">”</w:t>
             </w:r>
             <w:r>
-              <w:t xml:space="preserve">，同步更新目标、边界、待确认项、风险与附录</w:t>
+              <w:t xml:space="preserve">结构；V2.4：设计原则补充原因与取舍；V2.5：第 4、5 章调序（功能需求前置）；V2.6：新增智能体辅助（4.4/5.5/6.10）与 9.3 标注流程改造；V2.7：V1↔V2 对抗审核修正——恢复 30 天比较窗口（D1）、修正示例公式括号并补 3.2G（D2/D6）、补决策 #22 灾备豁免与建议书依据（D3/D4）、背景恢复 AI 表述（D5）、示例语气还原（D6）、变更说明补全（D7）</w:t>
             </w:r>
           </w:p>
         </w:tc>
@@ -193,7 +193,19 @@
         <w:pStyle w:val="BodyText"/>
       </w:pPr>
       <w:r>
-        <w:t xml:space="preserve">计划建设服务器与应用性能容量变化趋势的收集分析能力，输出应用特性画像、性能突发变化预警、低效能服务器资源回收建议三类结果，辅助容量管理决策。</w:t>
+        <w:t xml:space="preserve">计划通过 AI 与统计规则相结合的方式建设服务器与应用性能容量变化趋势的收集分析能力（</w:t>
+      </w:r>
+      <w:r>
+        <w:t xml:space="preserve">“</w:t>
+      </w:r>
+      <w:r>
+        <w:t xml:space="preserve">规则为主、AI 为辅</w:t>
+      </w:r>
+      <w:r>
+        <w:t xml:space="preserve">”</w:t>
+      </w:r>
+      <w:r>
+        <w:t xml:space="preserve">，见 5.1），输出应用特性画像、性能突发变化预警、低效能服务器资源回收建议三类结果，辅助容量管理决策。</w:t>
       </w:r>
     </w:p>
     <w:p>
@@ -599,7 +611,7 @@
               <w:jc w:val="left"/>
             </w:pPr>
             <w:r>
-              <w:t xml:space="preserve">结合每台服务器的历史性能数据与所属应用信息，按应用维度分析应用特性，形成应用特性画像（如股票交易类应用繁忙时段为开市时段，数据分析类应用繁忙时段为夜间批量时段）</w:t>
+              <w:t xml:space="preserve">结合每台服务器的历史性能数据与所属应用信息，按应用维度分析应用特性，形成应用特性画像（如股票交易类应用繁忙时段应为开市时段，部分数据分析类应用繁忙时段可能为夜间批量时段）</w:t>
             </w:r>
           </w:p>
         </w:tc>
@@ -827,7 +839,16 @@
               <w:jc w:val="left"/>
             </w:pPr>
             <w:r>
-              <w:t xml:space="preserve">将某时间点的性能数据与历史基线比较，发现偏差超过阈值时给出告警，提示异常发生的时间段</w:t>
+              <w:t xml:space="preserve">将某时间点的性能数据与历史基线比较，比较窗口默认</w:t>
+            </w:r>
+            <w:r>
+              <w:rPr>
+                <w:b/>
+              </w:rPr>
+              <w:t xml:space="preserve">近 30 天</w:t>
+            </w:r>
+            <w:r>
+              <w:t xml:space="preserve">（V1 原文约束，参数可配），发现偏差超过阈值时给出告警，提示异常发生的时间段</w:t>
             </w:r>
           </w:p>
         </w:tc>
@@ -851,7 +872,7 @@
               <w:jc w:val="left"/>
             </w:pPr>
             <w:r>
-              <w:t xml:space="preserve">基线口径三选一、均可选、可切换：A. 上周同一天同一时段；B. 近 30 天同时刻均值；C. 近 30 天同时刻分位数</w:t>
+              <w:t xml:space="preserve">基线口径三选一、均可选、可切换：A. 上周同一天同一时段（取样点位于 30 天窗口内）；B. 近 30 天同时刻均值；C. 近 30 天同时刻分位数</w:t>
             </w:r>
           </w:p>
         </w:tc>
@@ -1181,7 +1202,7 @@
               <w:t xml:space="preserve">”</w:t>
             </w:r>
             <w:r>
-              <w:t xml:space="preserve">（该参数可调整）测算，公式：建议回收量 = 当前配置 − 当前配置 × 当前使用率 ÷ 70%。示例：内存 16G、使用率 20%，回收后约 5G 即可满足（16 − 16 × 20% ÷ 70%），建议回收 11G</w:t>
+              <w:t xml:space="preserve">（该参数可调整）测算，公式：建议回收量 = 当前配置 − 当前配置 × 当前使用率 ÷ 70%。示例：内存 16G、使用率 20%（约 3.2G），回收后约 5G 即可满足（16 × 20% ÷ 70%），建议回收 11G（16 − 16 × 20% ÷ 70%）</w:t>
             </w:r>
           </w:p>
         </w:tc>
@@ -2458,7 +2479,7 @@
         <w:t xml:space="preserve">”</w:t>
       </w:r>
       <w:r>
-        <w:t xml:space="preserve">接口（口径 A=上周同点查表，口径 B/C=groupby 统计预计算）；默认全部用分位数/均值统计实现；Prophet 类模型仅作可选扩展（自动识别节假日/趋势），试点期并行验证，不进主链路。</w:t>
+        <w:t xml:space="preserve">接口（口径 A=近 30 天窗口内上周同点查表，口径 B/C=groupby 统计预计算）；默认全部用分位数/均值统计实现；Prophet 类模型仅作可选扩展（自动识别节假日/趋势），试点期并行验证，不进主链路。</w:t>
       </w:r>
     </w:p>
     <w:p>
@@ -4105,10 +4126,14 @@
     <w:tbl>
       <w:tblPr>
         <w:tblStyle w:val="Table"/>
-        <w:tblW w:type="pct" w:w="0.0"/>
+        <w:tblW w:type="pct" w:w="5000.0"/>
         <w:tblLook w:firstRow="1"/>
       </w:tblPr>
-      <w:tblGrid/>
+      <w:tblGrid>
+        <w:gridCol w:w="1584"/>
+        <w:gridCol w:w="3168"/>
+        <w:gridCol w:w="3168"/>
+      </w:tblGrid>
       <w:tr>
         <w:trPr>
           <w:cnfStyle w:firstRow="1"/>
@@ -4475,7 +4500,7 @@
               <w:jc w:val="left"/>
             </w:pPr>
             <w:r>
-              <w:t xml:space="preserve">上周同点 / 近 30 天均值 / 分位数，三者均可选</w:t>
+              <w:t xml:space="preserve">上周同点 / 近 30 天均值 / 分位数，三者均可选；比较窗口默认 30 天可配（沿 V1 约束，FR-2.1）</w:t>
             </w:r>
           </w:p>
         </w:tc>
@@ -4619,6 +4644,53 @@
             </w:pPr>
             <w:r>
               <w:t xml:space="preserve">引入：只建议不执行、人工批准生效、不自标自评（4.4、5.5）；选型与复核机制待定（6.10、Q10）</w:t>
+            </w:r>
+          </w:p>
+        </w:tc>
+      </w:tr>
+      <w:tr>
+        <w:tc>
+          <w:p>
+            <w:pPr>
+              <w:pStyle w:val="Compact"/>
+              <w:jc w:val="left"/>
+            </w:pPr>
+            <w:r>
+              <w:t xml:space="preserve">22</w:t>
+            </w:r>
+          </w:p>
+        </w:tc>
+        <w:tc>
+          <w:p>
+            <w:pPr>
+              <w:pStyle w:val="Compact"/>
+              <w:jc w:val="left"/>
+            </w:pPr>
+            <w:r>
+              <w:t xml:space="preserve">回收建议风险护栏（灾备豁免 / 建议书依据）</w:t>
+            </w:r>
+          </w:p>
+        </w:tc>
+        <w:tc>
+          <w:p>
+            <w:pPr>
+              <w:pStyle w:val="Compact"/>
+              <w:jc w:val="left"/>
+            </w:pPr>
+            <w:r>
+              <w:t xml:space="preserve">灾备等级高的服务器默认不出回收建议、建议书必含</w:t>
+            </w:r>
+            <w:r>
+              <w:t xml:space="preserve">“</w:t>
+            </w:r>
+            <w:r>
+              <w:t xml:space="preserve">回收后余量 vs 历史峰值</w:t>
+            </w:r>
+            <w:r>
+              <w:t xml:space="preserve">”</w:t>
+            </w:r>
+            <w:r>
+              <w:t xml:space="preserve">依据（FR-3.6、FR-3.5），均默认纳入、可配置关闭，随 Q5 评审可调整（可砍）</w:t>
             </w:r>
           </w:p>
         </w:tc>
